--- a/Adriana_Hughes_LucyRx_Resume.docx
+++ b/Adriana_Hughes_LucyRx_Resume.docx
@@ -105,7 +105,7 @@
           <w:sz w:val="17"/>
           <w:szCs w:val="17"/>
         </w:rPr>
-        <w:t xml:space="preserve">Utilization Management  |  Formulary Education  |  GLP-1 Strategy  |  Prior Authorization Approvals  |  Relationship Building  |  Advocacy  |  Health Outcomes Analysis  |  Clinical Outcomes  |  Member Retention  |  Total Cost of Care  |  Evidence-Based Recommendations  |  Patient Education  |  Health Plans  |  Clinical Decision Support  |  Medication Management  |  Clinical Protocols  |  Insurance Authorizations  |  Formulary Management  |  Content Writing  |  Editorial Writing</w:t>
+        <w:t xml:space="preserve">Utilization Management  |  Formulary Education  |  GLP-1 Strategy  |  Prior Authorization Approvals  |  Relationship Building  |  Advocacy  |  Health Outcomes Analysis  |  Clinical Outcomes  |  Member Retention  |  Total Cost of Care  |  Evidence-Based Recommendations  |  Patient Education  |  Health Plans  |  Clinical Decision Support  |  Medication Management  |  Clinical Protocols  |  Insurance Authorizations  |  Formulary Management  |  Editorial Writing</w:t>
       </w:r>
     </w:p>
     <w:p>
@@ -264,7 +264,7 @@
           <w:sz w:val="18"/>
           <w:szCs w:val="18"/>
         </w:rPr>
-        <w:t xml:space="preserve">Developed proactive polypharmacy intervention program validating $236,152 in combined savings (Oct 2023 to Mar 2024) across 40 provider interventions; advocated upstream to embed fix at the prior authorization level, creating structural prevention before prescriptions are filled.</w:t>
+        <w:t xml:space="preserve">Developed proactive polypharmacy intervention program validating $236,152 in combined savings (Oct 2023 to Mar 2024) across 40 provider interventions, representing 56% of the total opportunity; identified that the remaining 44% required a structural solution and advocated upstream to embed the fix at the prior authorization level, creating prevention before prescriptions are filled.</w:t>
       </w:r>
     </w:p>
     <w:p>
